--- a/Hardware_Project.docx
+++ b/Hardware_Project.docx
@@ -550,18 +550,18 @@
               <w:pStyle w:val="Compact"/>
             </w:pPr>
             <w:r>
-              <w:t xml:space="preserve">Two-stage atlas + translate, don’t rotate</w:t>
-            </w:r>
-          </w:p>
-        </w:tc>
-        <w:tc>
-          <w:tcPr/>
-          <w:p>
-            <w:pPr>
-              <w:pStyle w:val="Compact"/>
-            </w:pPr>
-            <w:r>
-              <w:t xml:space="preserve">Partly measured</w:t>
+              <w:t>Warm-up until IMU BA2, then start the demo</w:t>
+            </w:r>
+          </w:p>
+        </w:tc>
+        <w:tc>
+          <w:tcPr/>
+          <w:p>
+            <w:pPr>
+              <w:pStyle w:val="Compact"/>
+            </w:pPr>
+            <w:r>
+              <w:t>Verified on rig</w:t>
             </w:r>
           </w:p>
         </w:tc>
@@ -851,6 +851,144 @@
           </w:p>
         </w:tc>
       </w:tr>
+      <w:tr>
+        <w:tc>
+          <w:tcPr/>
+          <w:p>
+            <w:pPr>
+              <w:pStyle w:val="Compact"/>
+            </w:pPr>
+            <w:r>
+              <w:t>10</w:t>
+            </w:r>
+          </w:p>
+        </w:tc>
+        <w:tc>
+          <w:tcPr/>
+          <w:p>
+            <w:pPr>
+              <w:pStyle w:val="Compact"/>
+            </w:pPr>
+            <w:r>
+              <w:t>A loaded atlas is never actually entered</w:t>
+            </w:r>
+          </w:p>
+        </w:tc>
+        <w:tc>
+          <w:tcPr/>
+          <w:p>
+            <w:pPr>
+              <w:pStyle w:val="Compact"/>
+            </w:pPr>
+            <w:r>
+              <w:t>Abandoned — the warm-up supplies the same flag</w:t>
+            </w:r>
+          </w:p>
+        </w:tc>
+        <w:tc>
+          <w:tcPr/>
+          <w:p>
+            <w:pPr>
+              <w:pStyle w:val="Compact"/>
+            </w:pPr>
+            <w:r>
+              <w:t>Measured, unresolved</w:t>
+            </w:r>
+          </w:p>
+        </w:tc>
+      </w:tr>
+      <w:tr>
+        <w:tc>
+          <w:tcPr/>
+          <w:p>
+            <w:pPr>
+              <w:pStyle w:val="Compact"/>
+            </w:pPr>
+            <w:r>
+              <w:t>11</w:t>
+            </w:r>
+          </w:p>
+        </w:tc>
+        <w:tc>
+          <w:tcPr/>
+          <w:p>
+            <w:pPr>
+              <w:pStyle w:val="Compact"/>
+            </w:pPr>
+            <w:r>
+              <w:t>Merges and loop closures move the origin with nothing flagging it</w:t>
+            </w:r>
+          </w:p>
+        </w:tc>
+        <w:tc>
+          <w:tcPr/>
+          <w:p>
+            <w:pPr>
+              <w:pStyle w:val="Compact"/>
+            </w:pPr>
+            <w:r>
+              <w:t>Re-resolve against the final map; split on impossible speed</w:t>
+            </w:r>
+          </w:p>
+        </w:tc>
+        <w:tc>
+          <w:tcPr/>
+          <w:p>
+            <w:pPr>
+              <w:pStyle w:val="Compact"/>
+            </w:pPr>
+            <w:r>
+              <w:t>Handled</w:t>
+            </w:r>
+          </w:p>
+        </w:tc>
+      </w:tr>
+      <w:tr>
+        <w:tc>
+          <w:tcPr/>
+          <w:p>
+            <w:pPr>
+              <w:pStyle w:val="Compact"/>
+            </w:pPr>
+            <w:r>
+              <w:t>12</w:t>
+            </w:r>
+          </w:p>
+        </w:tc>
+        <w:tc>
+          <w:tcPr/>
+          <w:p>
+            <w:pPr>
+              <w:pStyle w:val="Compact"/>
+            </w:pPr>
+            <w:r>
+              <w:t>The warm-up is not the demonstration</w:t>
+            </w:r>
+          </w:p>
+        </w:tc>
+        <w:tc>
+          <w:tcPr/>
+          <w:p>
+            <w:pPr>
+              <w:pStyle w:val="Compact"/>
+            </w:pPr>
+            <w:r>
+              <w:t>Mark it with a keypress; drop it on export</w:t>
+            </w:r>
+          </w:p>
+        </w:tc>
+        <w:tc>
+          <w:tcPr/>
+          <w:p>
+            <w:pPr>
+              <w:pStyle w:val="Compact"/>
+            </w:pPr>
+            <w:r>
+              <w:t>Verified on rig</w:t>
+            </w:r>
+          </w:p>
+        </w:tc>
+      </w:tr>
     </w:tbl>
     <w:bookmarkStart w:id="10" w:name="fixed-early"/>
     <w:p>
@@ -966,61 +1104,7 @@
           <w:b/>
           <w:bCs/>
         </w:rPr>
-        <w:t xml:space="preserve">Fix — build the map once.</w:t>
-      </w:r>
-      <w:r>
-        <w:t xml:space="preserve"> </w:t>
-      </w:r>
-      <w:r>
-        <w:t xml:space="preserve">A deliberate expansive scan is saved as</w:t>
-      </w:r>
-      <w:r>
-        <w:t xml:space="preserve"> </w:t>
-      </w:r>
-      <w:r>
-        <w:rPr>
-          <w:rStyle w:val="VerbatimChar"/>
-        </w:rPr>
-        <w:t xml:space="preserve">atlas.osa</w:t>
-      </w:r>
-      <w:r>
-        <w:t xml:space="preserve">; every demo loads it and localizes against it. This removes the reset</w:t>
-      </w:r>
-      <w:r>
-        <w:t xml:space="preserve"> </w:t>
-      </w:r>
-      <w:r>
-        <w:t xml:space="preserve">rather than reducing it: the saved atlas serializes</w:t>
-      </w:r>
-      <w:r>
-        <w:t xml:space="preserve"> </w:t>
-      </w:r>
-      <w:r>
-        <w:rPr>
-          <w:rStyle w:val="VerbatimChar"/>
-        </w:rPr>
-        <w:t xml:space="preserve">mbIMU_BA2</w:t>
-      </w:r>
-      <w:r>
-        <w:t xml:space="preserve">, and the gate</w:t>
-      </w:r>
-      <w:r>
-        <w:t xml:space="preserve"> </w:t>
-      </w:r>
-      <w:r>
-        <w:t xml:space="preserve">tests</w:t>
-      </w:r>
-      <w:r>
-        <w:t xml:space="preserve"> </w:t>
-      </w:r>
-      <w:r>
-        <w:rPr>
-          <w:rStyle w:val="VerbatimChar"/>
-        </w:rPr>
-        <w:t xml:space="preserve">!GetIniertialBA2()</w:t>
-      </w:r>
-      <w:r>
-        <w:t xml:space="preserve">, so an already-initialized map can never re-trigger it.</w:t>
+        <w:t>Fix, as designed — build the map once. A deliberate expansive scan is saved as atlas.osa; every demo loads it and localizes against it. The reset is gated on !GetIniertialBA2(), Map::serialize writes that flag, so a loaded BA2-complete map should never re-trigger it. This turned out not to work — see problem 10.</w:t>
       </w:r>
     </w:p>
     <w:p>
@@ -1294,6 +1378,22 @@
       </w:r>
       <w:r>
         <w:t xml:space="preserve">sweeping it around like a torch. The same applies to the mapping pass.</w:t>
+      </w:r>
+    </w:p>
+    <w:p>
+      <w:pPr>
+        <w:pStyle w:val="BodyText"/>
+      </w:pPr>
+      <w:r>
+        <w:t>What actually fixed it. The warm-up at the start of each recording completes IMU BA2 in the session's own map — "start VIBA 2 / end VIBA 2" in the log, about 20 s in — and from that point the gate stops applying for the rest of the recording. That is exactly what loading an atlas was supposed to provide, earned in-session instead of borrowed. scan_0014, a real pick-and-place recorded this way: the warm-up segment tracked 99% with one reset, and the demonstration segment that followed tracked 92% with none — against 33–35% and 66–100 resets for the same kind of task with no warm-up. Replayed offline the whole episode came out 1873/1905 tracked with zero resets.</w:t>
+      </w:r>
+    </w:p>
+    <w:p>
+      <w:pPr>
+        <w:pStyle w:val="BodyText"/>
+      </w:pPr>
+      <w:r>
+        <w:t>The cost is that the warm-up is roughly 40 s of sweeping that is not the demonstration, which is problem 12.</w:t>
       </w:r>
     </w:p>
     <w:bookmarkEnd w:id="11"/>
@@ -3533,7 +3633,7 @@
               <w:pStyle w:val="Compact"/>
             </w:pPr>
             <w:r>
-              <w:t xml:space="preserve">What the atlas buys</w:t>
+              <w:t>What the atlas was expected to buy — none of it delivered</w:t>
             </w:r>
           </w:p>
         </w:tc>
@@ -3557,7 +3657,7 @@
               <w:pStyle w:val="Compact"/>
             </w:pPr>
             <w:r>
-              <w:t xml:space="preserve">Bypasses the 2 cm IMU-initialization gate</w:t>
+              <w:t>Bypasses the 2 cm IMU-initialization gate — the warm-up does this instead</w:t>
             </w:r>
           </w:p>
         </w:tc>
@@ -3581,7 +3681,7 @@
               <w:pStyle w:val="Compact"/>
             </w:pPr>
             <w:r>
-              <w:t xml:space="preserve">Relocalization instead of restarting when tracking is lost</w:t>
+              <w:t>Relocalization instead of restarting when tracking is lost — never observed</w:t>
             </w:r>
           </w:p>
         </w:tc>
@@ -3609,7 +3709,7 @@
                 <w:b/>
                 <w:bCs/>
               </w:rPr>
-              <w:t xml:space="preserve">Fixes the world yaw, so a frame calibration survives across sessions</w:t>
+              <w:t>Fixes the world yaw, so a frame calibration survives across sessions — still missing</w:t>
             </w:r>
           </w:p>
         </w:tc>
@@ -3689,6 +3789,102 @@
     <w:bookmarkEnd w:id="30"/>
     <w:bookmarkEnd w:id="31"/>
     <w:bookmarkStart w:id="32" w:name="X6c426c24f95edda8a1b68354d39c817c8638873"/>
+    <w:p>
+      <w:pPr>
+        <w:pStyle w:val="Heading1"/>
+      </w:pPr>
+      <w:r>
+        <w:t>The data-collection pipeline</w:t>
+      </w:r>
+    </w:p>
+    <w:p>
+      <w:pPr>
+        <w:pStyle w:val="Heading2"/>
+      </w:pPr>
+      <w:r>
+        <w:t>10. A loaded atlas is never actually entered — unresolved</w:t>
+      </w:r>
+    </w:p>
+    <w:p>
+      <w:pPr>
+        <w:pStyle w:val="FirstParagraph"/>
+      </w:pPr>
+      <w:r>
+        <w:t>Loading an atlas does not put tracking into it. LoadAtlas restores the saved map, then the session cold-starts its own ("Creation of new map with id: 1") and tracks there until LoopClosing recognises the region and Atlas::ChangeMap switches over. The IMU-init gate reads mpCurrentKeyFrame-&gt;GetMap()-&gt;GetIniertialBA2() — the current map, the fresh one, whose flag is false. The bypass only ever applies after a merge.</w:t>
+      </w:r>
+    </w:p>
+    <w:p>
+      <w:pPr>
+        <w:pStyle w:val="BodyText"/>
+      </w:pPr>
+      <w:r>
+        <w:t>That merge has never been observed. Every recording replayed with --map-dir reports "atlas merge NEVER", including against an atlas built in the same scene fourteen minutes earlier. It is not the entry conditions either: the three checks LoopClosing::NewDetectCommonRegions returns early on all open at 21.6 s on scan_0013 and stay open, keyframes steady at 110–130, place recognition running thirty further seconds without a single match. Why it never matches is open.</w:t>
+      </w:r>
+    </w:p>
+    <w:p>
+      <w:pPr>
+        <w:pStyle w:val="BodyText"/>
+      </w:pPr>
+      <w:r>
+        <w:t>Position taken — abandoned rather than pursued. The warm-up supplies the same flag, and the pipeline is verified without an atlas. What is still missing is a world frame that survives across sessions: ORB-SLAM3's yaw is set by wherever the camera pointed at map initialization, so a camera-to-robot calibration is valid only for the session that produced it and trajectories from different recordings cannot share a frame. That blocks rotation teleoperation and combining recordings; it does not block collecting a dataset.</w:t>
+      </w:r>
+    </w:p>
+    <w:p>
+      <w:pPr>
+        <w:pStyle w:val="Heading2"/>
+      </w:pPr>
+      <w:r>
+        <w:t>11. Merges and loop closures move the origin with nothing flagging it</w:t>
+      </w:r>
+    </w:p>
+    <w:p>
+      <w:pPr>
+        <w:pStyle w:val="FirstParagraph"/>
+      </w:pPr>
+      <w:r>
+        <w:t>map_epoch catches resets. It cannot catch a rigid correction applied inside one map — a loop closure or bundle adjustment moves every keyframe, and neither of the counter's increment sites is on that path. Nothing else in the row changes either: is_lost stays 0, timestamps stay continuous, the RGB match stays exact. Every column reads healthy because every column is healthy; what moved is which coordinate frame the numbers are in.</w:t>
+      </w:r>
+    </w:p>
+    <w:p>
+      <w:pPr>
+        <w:pStyle w:val="BodyText"/>
+      </w:pPr>
+      <w:r>
+        <w:t>In scan_0011, inside one map_epoch segment: median frame-to-frame motion 1.4 cm, with steps of 23.3, 38.2 and 40.4 cm — 7.0, 10.9 and 4.0 m/s. A hand carrying a camera does not reach 10.9 m/s. Those were going into robot0_eef_pos_delta at about 30x the median, corrupting 7.9% of 16-frame training windows.</w:t>
+      </w:r>
+    </w:p>
+    <w:p>
+      <w:pPr>
+        <w:pStyle w:val="BodyText"/>
+      </w:pPr>
+      <w:r>
+        <w:t>Fix, in two layers. Each episode is re-resolved against its final map via SaveTrajectoryTUM, which absorbs the discontinuity rather than recording it. And the exporter splits wherever consecutive poses imply more than 2.0 m/s — umi_teleop.py's POSE_JUMP_MPS, the same number on purpose, since it is one claim about the same hardware. Splitting, not smoothing: poses on both sides are individually correct in their own frame.</w:t>
+      </w:r>
+    </w:p>
+    <w:p>
+      <w:pPr>
+        <w:pStyle w:val="Heading2"/>
+      </w:pPr>
+      <w:r>
+        <w:t>12. The warm-up is not the demonstration</w:t>
+      </w:r>
+    </w:p>
+    <w:p>
+      <w:pPr>
+        <w:pStyle w:val="FirstParagraph"/>
+      </w:pPr>
+      <w:r>
+        <w:t>A recording opens with sweeping motion that exists only to initialize tracking. It has to be recorded — offline replay has nothing else to work from — and must not be trained on. On scan_0014 it was 1370 of 1905 frames, 72%, and it passes every check in the exporter: those frames really are well tracked, well synced and correctly labelled. They are simply not the demonstration, which is not a property of the data.</w:t>
+      </w:r>
+    </w:p>
+    <w:p>
+      <w:pPr>
+        <w:pStyle w:val="BodyText"/>
+      </w:pPr>
+      <w:r>
+        <w:t>Fix. A keypress during recording marks where the demo starts; the exporter drops everything before it. No heuristic — first gripper closure is the tempting one and it is wrong, since approaching with the gripper open is part of the demonstration. UMI does not guess either: its 06_generate_dataset_plan.py filters on a check_result.txt a human wrote after watching the video. The offset doubles as a measurement of warm-up cost, currently about 40 s.</w:t>
+      </w:r>
+    </w:p>
     <w:p>
       <w:pPr>
         <w:pStyle w:val="Heading1"/>
@@ -4195,29 +4391,29 @@
               <w:pStyle w:val="Compact"/>
             </w:pPr>
             <w:r>
-              <w:t xml:space="preserve">Two-stage atlas removes resets</w:t>
-            </w:r>
-          </w:p>
-        </w:tc>
-        <w:tc>
-          <w:tcPr/>
-          <w:p>
-            <w:pPr>
-              <w:pStyle w:val="Compact"/>
-            </w:pPr>
-            <w:r>
-              <w:t xml:space="preserve">Source-level reasoning only</w:t>
-            </w:r>
-          </w:p>
-        </w:tc>
-        <w:tc>
-          <w:tcPr/>
-          <w:p>
-            <w:pPr>
-              <w:pStyle w:val="Compact"/>
-            </w:pPr>
-            <w:r>
-              <w:t xml:space="preserve">Needs rig</w:t>
+              <w:t>Two-stage atlas removes resets</w:t>
+            </w:r>
+          </w:p>
+        </w:tc>
+        <w:tc>
+          <w:tcPr/>
+          <w:p>
+            <w:pPr>
+              <w:pStyle w:val="Compact"/>
+            </w:pPr>
+            <w:r>
+              <w:t>Live, 5 recordings, and against a same-scene atlas</w:t>
+            </w:r>
+          </w:p>
+        </w:tc>
+        <w:tc>
+          <w:tcPr/>
+          <w:p>
+            <w:pPr>
+              <w:pStyle w:val="Compact"/>
+            </w:pPr>
+            <w:r>
+              <w:t>Tested — does not work</w:t>
             </w:r>
           </w:p>
         </w:tc>
@@ -4327,19 +4523,153 @@
           </w:p>
         </w:tc>
       </w:tr>
+      <w:tr>
+        <w:tc>
+          <w:tcPr/>
+          <w:p>
+            <w:pPr>
+              <w:pStyle w:val="Compact"/>
+            </w:pPr>
+            <w:r>
+              <w:t>Warm-up to IMU BA2 removes resets</w:t>
+            </w:r>
+          </w:p>
+        </w:tc>
+        <w:tc>
+          <w:tcPr/>
+          <w:p>
+            <w:pPr>
+              <w:pStyle w:val="Compact"/>
+            </w:pPr>
+            <w:r>
+              <w:t>Live, scan_0014: 92% and 0 resets through the task</w:t>
+            </w:r>
+          </w:p>
+        </w:tc>
+        <w:tc>
+          <w:tcPr/>
+          <w:p>
+            <w:pPr>
+              <w:pStyle w:val="Compact"/>
+            </w:pPr>
+            <w:r>
+              <w:t>Verified</w:t>
+            </w:r>
+          </w:p>
+        </w:tc>
+      </w:tr>
+      <w:tr>
+        <w:tc>
+          <w:tcPr/>
+          <w:p>
+            <w:pPr>
+              <w:pStyle w:val="Compact"/>
+            </w:pPr>
+            <w:r>
+              <w:t>Offline tracking beats live</w:t>
+            </w:r>
+          </w:p>
+        </w:tc>
+        <w:tc>
+          <w:tcPr/>
+          <w:p>
+            <w:pPr>
+              <w:pStyle w:val="Compact"/>
+            </w:pPr>
+            <w:r>
+              <w:t>scan_0011 both ways: 2.8x the training windows</w:t>
+            </w:r>
+          </w:p>
+        </w:tc>
+        <w:tc>
+          <w:tcPr/>
+          <w:p>
+            <w:pPr>
+              <w:pStyle w:val="Compact"/>
+            </w:pPr>
+            <w:r>
+              <w:t>Verified</w:t>
+            </w:r>
+          </w:p>
+        </w:tc>
+      </w:tr>
+      <w:tr>
+        <w:tc>
+          <w:tcPr/>
+          <w:p>
+            <w:pPr>
+              <w:pStyle w:val="Compact"/>
+            </w:pPr>
+            <w:r>
+              <w:t>Record → replay → export, end to end</w:t>
+            </w:r>
+          </w:p>
+        </w:tc>
+        <w:tc>
+          <w:tcPr/>
+          <w:p>
+            <w:pPr>
+              <w:pStyle w:val="Compact"/>
+            </w:pPr>
+            <w:r>
+              <w:t>scan_0014 → 535 frames, 1 episode, no splits</w:t>
+            </w:r>
+          </w:p>
+        </w:tc>
+        <w:tc>
+          <w:tcPr/>
+          <w:p>
+            <w:pPr>
+              <w:pStyle w:val="Compact"/>
+            </w:pPr>
+            <w:r>
+              <w:t>Verified</w:t>
+            </w:r>
+          </w:p>
+        </w:tc>
+      </w:tr>
+      <w:tr>
+        <w:tc>
+          <w:tcPr/>
+          <w:p>
+            <w:pPr>
+              <w:pStyle w:val="Compact"/>
+            </w:pPr>
+            <w:r>
+              <w:t>Warm-up marking drops the right frames</w:t>
+            </w:r>
+          </w:p>
+        </w:tc>
+        <w:tc>
+          <w:tcPr/>
+          <w:p>
+            <w:pPr>
+              <w:pStyle w:val="Compact"/>
+            </w:pPr>
+            <w:r>
+              <w:t>scan_0014: 1370 of 1905 frames dropped at the mark</w:t>
+            </w:r>
+          </w:p>
+        </w:tc>
+        <w:tc>
+          <w:tcPr/>
+          <w:p>
+            <w:pPr>
+              <w:pStyle w:val="Compact"/>
+            </w:pPr>
+            <w:r>
+              <w:t>Verified</w:t>
+            </w:r>
+          </w:p>
+        </w:tc>
+      </w:tr>
     </w:tbl>
     <w:p>
       <w:pPr>
         <w:pStyle w:val="BodyText"/>
       </w:pPr>
       <w:r>
-        <w:t xml:space="preserve">Translation-only teleoperation runs on the real arm. Everything in the</w:t>
-      </w:r>
-      <w:r>
-        <w:t xml:space="preserve"> </w:t>
-      </w:r>
-      <w:r>
-        <w:t xml:space="preserve">SLAM-quality column — atlas, mask, feathering — is still unvalidated on the rig.</w:t>
+        <w:t>Data collection now runs end to end without an atlas: record with a warm-up, mark where the demonstration starts, track offline at full frame rate, export. Verified on scan_0014 — 535 frames, one episode, no coordinate-frame splits, largest step 2.0 cm. Translation-only teleoperation runs on the real arm. What remains unvalidated is the mask's effect on tracking (feature counts only), rotation teleoperation, and the teleoperation guards, all of which need the rig.</w:t>
       </w:r>
     </w:p>
     <w:p>
@@ -4351,31 +4681,7 @@
           <w:b/>
           <w:bCs/>
         </w:rPr>
-        <w:t xml:space="preserve">Order to test in.</w:t>
-      </w:r>
-      <w:r>
-        <w:t xml:space="preserve"> </w:t>
-      </w:r>
-      <w:r>
-        <w:t xml:space="preserve">The changes are coupled, so the order matters: the</w:t>
-      </w:r>
-      <w:r>
-        <w:t xml:space="preserve"> </w:t>
-      </w:r>
-      <w:r>
-        <w:t xml:space="preserve">projector is off, so the texture has to exist before mapping is worth running;</w:t>
-      </w:r>
-      <w:r>
-        <w:t xml:space="preserve"> </w:t>
-      </w:r>
-      <w:r>
-        <w:t xml:space="preserve">the atlas has to exist before localization can be judged; and the atlas has to</w:t>
-      </w:r>
-      <w:r>
-        <w:t xml:space="preserve"> </w:t>
-      </w:r>
-      <w:r>
-        <w:t xml:space="preserve">exist before a frame calibration is worth saving.</w:t>
+        <w:t>Order to test in. The atlas steps are gone; what is left is coupled to scene texture, which still has to exist before any of it is worth measuring:</w:t>
       </w:r>
     </w:p>
     <w:p>
@@ -4387,7 +4693,7 @@
         </w:numPr>
       </w:pPr>
       <w:r>
-        <w:t xml:space="preserve">Put the scene texture up — around the manipulation region, not in it.</w:t>
+        <w:t>Put the scene texture up — around the manipulation region, not in it.</w:t>
       </w:r>
     </w:p>
     <w:p>
@@ -4399,23 +4705,7 @@
         </w:numPr>
       </w:pPr>
       <w:r>
-        <w:t xml:space="preserve">Run the mapping pass,</w:t>
-      </w:r>
-      <w:r>
-        <w:t xml:space="preserve"> </w:t>
-      </w:r>
-      <w:r>
-        <w:rPr>
-          <w:b/>
-          <w:bCs/>
-        </w:rPr>
-        <w:t xml:space="preserve">translating</w:t>
-      </w:r>
-      <w:r>
-        <w:t xml:space="preserve"> </w:t>
-      </w:r>
-      <w:r>
-        <w:t xml:space="preserve">20–30 cm rather than sweeping.</w:t>
+        <w:t>Record demos: warm up until the monitor turns green, press m, do the task.</w:t>
       </w:r>
     </w:p>
     <w:p>
@@ -4427,19 +4717,7 @@
         </w:numPr>
       </w:pPr>
       <w:r>
-        <w:t xml:space="preserve">Record a demo against that map; count resets via</w:t>
-      </w:r>
-      <w:r>
-        <w:t xml:space="preserve"> </w:t>
-      </w:r>
-      <w:r>
-        <w:rPr>
-          <w:rStyle w:val="VerbatimChar"/>
-        </w:rPr>
-        <w:t xml:space="preserve">map_epoch</w:t>
-      </w:r>
-      <w:r>
-        <w:t xml:space="preserve">.</w:t>
+        <w:t>Replay and export; check tracked ratio, resets and demo_start_offset_s per episode.</w:t>
       </w:r>
     </w:p>
     <w:p>
@@ -4451,22 +4729,7 @@
         </w:numPr>
       </w:pPr>
       <w:r>
-        <w:t xml:space="preserve">Record a control with</w:t>
-      </w:r>
-      <w:r>
-        <w:t xml:space="preserve"> </w:t>
-      </w:r>
-      <w:r>
-        <w:rPr>
-          <w:rStyle w:val="VerbatimChar"/>
-        </w:rPr>
-        <w:t xml:space="preserve">--no-gripper-mask</w:t>
-      </w:r>
-      <w:r>
-        <w:t xml:space="preserve"> </w:t>
-      </w:r>
-      <w:r>
-        <w:t xml:space="preserve">and compare.</w:t>
+        <w:t>Record a control with --no-gripper-mask and compare tracking, not feature counts.</w:t>
       </w:r>
     </w:p>
     <w:p>
@@ -4478,52 +4741,7 @@
         </w:numPr>
       </w:pPr>
       <w:r>
-        <w:t xml:space="preserve">Re-run the frame calibration against that atlas, then teleoperate with</w:t>
-      </w:r>
-      <w:r>
-        <w:t xml:space="preserve"> </w:t>
-      </w:r>
-      <w:r>
-        <w:rPr>
-          <w:rStyle w:val="VerbatimChar"/>
-        </w:rPr>
-        <w:t xml:space="preserve">--rotation</w:t>
-      </w:r>
-      <w:r>
-        <w:t xml:space="preserve"> </w:t>
-      </w:r>
-      <w:r>
-        <w:t xml:space="preserve">— dry run first,</w:t>
-      </w:r>
-      <w:r>
-        <w:t xml:space="preserve"> </w:t>
-      </w:r>
-      <w:r>
-        <w:rPr>
-          <w:rStyle w:val="VerbatimChar"/>
-        </w:rPr>
-        <w:t xml:space="preserve">--execute</w:t>
-      </w:r>
-      <w:r>
-        <w:t xml:space="preserve"> </w:t>
-      </w:r>
-      <w:r>
-        <w:t xml:space="preserve">with a reduced</w:t>
-      </w:r>
-      <w:r>
-        <w:t xml:space="preserve"> </w:t>
-      </w:r>
-      <w:r>
-        <w:rPr>
-          <w:rStyle w:val="VerbatimChar"/>
-        </w:rPr>
-        <w:t xml:space="preserve">--max-delta-mm</w:t>
-      </w:r>
-      <w:r>
-        <w:t xml:space="preserve"> </w:t>
-      </w:r>
-      <w:r>
-        <w:t xml:space="preserve">second.</w:t>
+        <w:t>Re-run the frame calibration, then teleoperate with --rotation — dry run first.</w:t>
       </w:r>
     </w:p>
     <w:p>
@@ -4535,52 +4753,7 @@
           <w:b/>
           <w:bCs/>
         </w:rPr>
-        <w:t xml:space="preserve">Still open.</w:t>
-      </w:r>
-      <w:r>
-        <w:t xml:space="preserve"> </w:t>
-      </w:r>
-      <w:r>
-        <w:t xml:space="preserve">Whether to mask inside ORB-SLAM3 rather than in Python — its</w:t>
-      </w:r>
-      <w:r>
-        <w:t xml:space="preserve"> </w:t>
-      </w:r>
-      <w:r>
-        <w:t xml:space="preserve">octree extractor actively redistributes features toward sparse regions, which</w:t>
-      </w:r>
-      <w:r>
-        <w:t xml:space="preserve"> </w:t>
-      </w:r>
-      <w:r>
-        <w:t xml:space="preserve">the</w:t>
-      </w:r>
-      <w:r>
-        <w:t xml:space="preserve"> </w:t>
-      </w:r>
-      <w:r>
-        <w:rPr>
-          <w:rStyle w:val="VerbatimChar"/>
-        </w:rPr>
-        <w:t xml:space="preserve">cv2.ORB</w:t>
-      </w:r>
-      <w:r>
-        <w:t xml:space="preserve"> </w:t>
-      </w:r>
-      <w:r>
-        <w:t xml:space="preserve">proxy used for the boundary measurement does not. And whether to</w:t>
-      </w:r>
-      <w:r>
-        <w:t xml:space="preserve"> </w:t>
-      </w:r>
-      <w:r>
-        <w:t xml:space="preserve">extend the mask upward over where held objects sit, at the cost of the</w:t>
-      </w:r>
-      <w:r>
-        <w:t xml:space="preserve"> </w:t>
-      </w:r>
-      <w:r>
-        <w:t xml:space="preserve">manipulation region’s own pixels, which SLAM wants nothing from anyway.</w:t>
+        <w:t>Still open. Whether to mask inside ORB-SLAM3 rather than in Python — its octree extractor actively redistributes features toward sparse regions, which the cv2.ORB proxy used for the boundary measurement does not. And whether to extend the mask upward over where held objects sit, at the cost of the manipulation region’s own pixels, which SLAM wants nothing from anyway. And why place recognition never matches against a loaded atlas — the entry conditions are open and it runs for tens of seconds without a hit, so the next step there would be instrumenting NewDetectCommonRegions to see whether merge candidates are returned at all.</w:t>
       </w:r>
     </w:p>
     <w:bookmarkEnd w:id="33"/>
